--- a/docs/lab-2-report.docx
+++ b/docs/lab-2-report.docx
@@ -2,6 +2,26 @@
 <file path=word/document.xml><?xml version="1.0" encoding="utf-8"?>
 <w:document xmlns:wpc="http://schemas.microsoft.com/office/word/2010/wordprocessingCanvas" xmlns:mo="http://schemas.microsoft.com/office/mac/office/2008/main" xmlns:mc="http://schemas.openxmlformats.org/markup-compatibility/2006" xmlns:mv="urn:schemas-microsoft-com:mac:vml" xmlns:o="urn:schemas-microsoft-com:office:office" xmlns:r="http://schemas.openxmlformats.org/officeDocument/2006/relationships" xmlns:m="http://schemas.openxmlformats.org/officeDocument/2006/math" xmlns:v="urn:schemas-microsoft-com:vml" xmlns:wp14="http://schemas.microsoft.com/office/word/2010/wordprocessingDrawing" xmlns:wp="http://schemas.openxmlformats.org/drawingml/2006/wordprocessingDrawing" xmlns:w10="urn:schemas-microsoft-com:office:word" xmlns:w="http://schemas.openxmlformats.org/wordprocessingml/2006/main" xmlns:w14="http://schemas.microsoft.com/office/word/2010/wordml" xmlns:wpg="http://schemas.microsoft.com/office/word/2010/wordprocessingGroup" xmlns:wpi="http://schemas.microsoft.com/office/word/2010/wordprocessingInk" xmlns:wne="http://schemas.microsoft.com/office/word/2006/wordml" xmlns:wps="http://schemas.microsoft.com/office/word/2010/wordprocessingShape" mc:Ignorable="w14 wp14">
   <w:body>
+    <w:p>
+      <w:pPr>
+        <w:keepNext/>
+        <w:spacing w:after="100"/>
+      </w:pPr>
+      <w:r>
+        <w:rPr>
+          <w:sz w:val="20"/>
+        </w:rPr>
+        <w:t xml:space="preserve">Репозиторий проекта: </w:t>
+      </w:r>
+      <w:hyperlink r:id="rId14">
+        <w:r>
+          <w:rPr>
+            <w:sz w:val="20"/>
+          </w:rPr>
+          <w:t>https://github.com/Shark10000/student-journal</w:t>
+        </w:r>
+      </w:hyperlink>
+    </w:p>
     <w:p>
       <w:pPr>
         <w:pStyle w:val="Title"/>
@@ -1104,7 +1124,7 @@
       <w:r>
         <w:drawing>
           <wp:inline xmlns:a="http://schemas.openxmlformats.org/drawingml/2006/main" xmlns:pic="http://schemas.openxmlformats.org/drawingml/2006/picture">
-            <wp:extent cx="4680000" cy="3490500"/>
+            <wp:extent cx="4680000" cy="3043591"/>
             <wp:docPr id="1" name="Picture 1"/>
             <wp:cNvGraphicFramePr>
               <a:graphicFrameLocks noChangeAspect="1"/>
@@ -1125,7 +1145,7 @@
                   <pic:spPr>
                     <a:xfrm>
                       <a:off x="0" y="0"/>
-                      <a:ext cx="4680000" cy="3490500"/>
+                      <a:ext cx="4680000" cy="3043591"/>
                     </a:xfrm>
                     <a:prstGeom prst="rect"/>
                   </pic:spPr>
@@ -1279,7 +1299,7 @@
       <w:r>
         <w:drawing>
           <wp:inline xmlns:a="http://schemas.openxmlformats.org/drawingml/2006/main" xmlns:pic="http://schemas.openxmlformats.org/drawingml/2006/picture">
-            <wp:extent cx="4680000" cy="3250000"/>
+            <wp:extent cx="4680000" cy="3043591"/>
             <wp:docPr id="4" name="Picture 4"/>
             <wp:cNvGraphicFramePr>
               <a:graphicFrameLocks noChangeAspect="1"/>
@@ -1300,7 +1320,7 @@
                   <pic:spPr>
                     <a:xfrm>
                       <a:off x="0" y="0"/>
-                      <a:ext cx="4680000" cy="3250000"/>
+                      <a:ext cx="4680000" cy="3043591"/>
                     </a:xfrm>
                     <a:prstGeom prst="rect"/>
                   </pic:spPr>
@@ -1427,7 +1447,7 @@
     </w:p>
     <w:p>
       <w:r>
-        <w:t>Задание: файл 2lab (2).pdf из исходной папки. Реализация: каталог student-journal. Снимки интерфейса: docs/screenshots/01-students.png, 02-student-form.png, 03-student-details.png и 04-filter.png. Инструкция запуска и полный перечень API также приведены в README.md репозитория.</w:t>
+        <w:t>Задание: файл 2lab (2).pdf из исходной папки. Реализация: каталог student-journal. Снимки интерфейса: docs/screenshots/07-students-safari.png, 02-student-form.png, 08-details-safari.png и 04-filter.png. Инструкция запуска и полный перечень API также приведены в README.md репозитория.</w:t>
       </w:r>
     </w:p>
     <w:sectPr>
@@ -2171,7 +2191,7 @@
     <w:qFormat/>
     <w:rsid w:val="00FC693F"/>
     <w:pPr>
-      <w:spacing w:after="240" w:line="240" w:lineRule="auto"/>
+      <w:spacing w:after="120" w:line="240" w:lineRule="auto"/>
       <w:contextualSpacing/>
     </w:pPr>
     <w:rPr>

--- a/docs/lab-2-report.docx
+++ b/docs/lab-2-report.docx
@@ -5,7 +5,7 @@
     <w:p>
       <w:pPr>
         <w:keepNext/>
-        <w:spacing w:after="100"/>
+        <w:spacing w:after="80" w:line="264" w:lineRule="auto"/>
       </w:pPr>
       <w:r>
         <w:rPr>
@@ -25,12 +25,40 @@
     <w:p>
       <w:pPr>
         <w:pStyle w:val="Title"/>
+        <w:spacing w:after="40"/>
       </w:pPr>
       <w:r>
         <w:t>Отчёт по лабораторной работе 2</w:t>
       </w:r>
     </w:p>
     <w:p>
+      <w:pPr>
+        <w:keepNext/>
+        <w:spacing w:after="20" w:line="264" w:lineRule="auto"/>
+      </w:pPr>
+      <w:r>
+        <w:rPr>
+          <w:sz w:val="22"/>
+        </w:rPr>
+        <w:t>Выполнила Астахова Мария Дмитриевна, группа БСТ2551</w:t>
+      </w:r>
+    </w:p>
+    <w:p>
+      <w:pPr>
+        <w:keepNext/>
+        <w:spacing w:after="80" w:line="240" w:lineRule="auto"/>
+      </w:pPr>
+      <w:r>
+        <w:rPr>
+          <w:sz w:val="22"/>
+        </w:rPr>
+        <w:t>Дисциплина: Программная инженерия</w:t>
+      </w:r>
+    </w:p>
+    <w:p>
+      <w:pPr>
+        <w:spacing w:after="80" w:line="264" w:lineRule="auto"/>
+      </w:pPr>
       <w:r>
         <w:rPr>
           <w:b/>
@@ -39,6 +67,9 @@
       </w:r>
     </w:p>
     <w:p>
+      <w:pPr>
+        <w:spacing w:after="80" w:line="264" w:lineRule="auto"/>
+      </w:pPr>
       <w:r>
         <w:t>Вариант 2    Студенческий журнал    2026 год</w:t>
       </w:r>
@@ -52,6 +83,9 @@
       </w:r>
     </w:p>
     <w:p>
+      <w:pPr>
+        <w:spacing w:after="80" w:line="264" w:lineRule="auto"/>
+      </w:pPr>
       <w:r>
         <w:t>Цель работы — освоить взаимодействие React-приложения с REST API лабораторной работы 1. Создан интерфейс студенческого журнала с поиском и просмотром успеваемости. Используется backend FastAPI с SQLite из первой работы.</w:t>
       </w:r>
@@ -66,7 +100,7 @@
     </w:p>
     <w:p>
       <w:pPr>
-        <w:spacing w:line="240" w:lineRule="auto" w:after="180"/>
+        <w:spacing w:line="264" w:lineRule="auto" w:after="80"/>
       </w:pPr>
       <w:r>
         <w:rPr>
@@ -93,16 +127,25 @@
       </w:r>
     </w:p>
     <w:p>
+      <w:pPr>
+        <w:spacing w:after="80" w:line="264" w:lineRule="auto"/>
+      </w:pPr>
       <w:r>
         <w:t>Экран #/ отображает таблицу студентов, поиск по ФИО, фильтр группы, сортировку и пагинацию. Из таблицы доступны оценки, изменение и удаление студента.</w:t>
       </w:r>
     </w:p>
     <w:p>
+      <w:pPr>
+        <w:spacing w:after="80" w:line="264" w:lineRule="auto"/>
+      </w:pPr>
       <w:r>
         <w:t>Экран #/new содержит форму добавления; #/students/{id}/edit использует ту же форму для редактирования. Поля ФИО, группы и email обязательны. Форма заполняется данными API при редактировании.</w:t>
       </w:r>
     </w:p>
     <w:p>
+      <w:pPr>
+        <w:spacing w:after="80" w:line="264" w:lineRule="auto"/>
+      </w:pPr>
       <w:r>
         <w:t>Экран #/students/{id} показывает карточку студента, оценки, фильтр предмета, средний балл и форму добавления или изменения оценки. Реализованы три требуемых экрана. Hash-маршруты работают без настройки серверного роутинга.</w:t>
       </w:r>
@@ -116,11 +159,17 @@
       </w:r>
     </w:p>
     <w:p>
+      <w:pPr>
+        <w:spacing w:after="80" w:line="264" w:lineRule="auto"/>
+      </w:pPr>
       <w:r>
         <w:t>Модуль api.js вызывает fetch, сериализует тело в JSON и задаёт Content-Type. GET загружает данные, POST создаёт записи, PUT обновляет их, DELETE удаляет. После изменения оценки клиент заново получает список и среднее. Для удаления запрашивается подтверждение пользователя.</w:t>
       </w:r>
     </w:p>
     <w:p>
+      <w:pPr>
+        <w:spacing w:after="80" w:line="264" w:lineRule="auto"/>
+      </w:pPr>
       <w:r>
         <w:t>Предусмотрены состояния загрузки и пустого списка. Ошибки сети, HTTP и валидации отображаются в интерфейсе; ответ 204 обрабатывается отдельно. На время сохранения кнопки блокируются.</w:t>
       </w:r>
@@ -134,6 +183,9 @@
       </w:r>
     </w:p>
     <w:p>
+      <w:pPr>
+        <w:spacing w:after="80" w:line="264" w:lineRule="auto"/>
+      </w:pPr>
       <w:r>
         <w:t>CORSMiddleware разрешает origins http://localhost:5173 и http://127.0.0.1:5173, методы GET, POST, PUT, DELETE и заголовок Content-Type. Vite проксирует /api на http://127.0.0.1:8000. Для прямого подключения задаётся VITE_API_URL; допустимые origins backend настраиваются через CORS_ORIGINS.</w:t>
       </w:r>
